--- a/acts-sermons/docx/36_2027-06-20_옥에갇힌베드로와간절히기도하는교회_행12장1-17절.docx
+++ b/acts-sermons/docx/36_2027-06-20_옥에갇힌베드로와간절히기도하는교회_행12장1-17절.docx
@@ -343,33 +343,33 @@
           <w:sz w:val="24"/>
           <w:szCs w:val="24"/>
         </w:rPr>
-        <w:t xml:space="preserve">구약에도 이와 같은 장면이 있습니다. 유다 왕 히스기야 때의 일입니다. 당시 세계 최강의 앗수르 군대가 예루살렘을 에워쌌습니다. 앗수르 왕 산헤립은 히스기야에게 협박 편지를 보냈습니다. 너희가 믿는 하나님도 너희를 내 손에서 건지지 못할 것이라는 조롱이 가득한 편지였습니다. 이미 주변의 많은 나라와 성들이 앗수르에게 무너졌습니다. 예루살렘도 곧 그렇게 될 것처럼 보였습니다.</w:t>
-      </w:r>
-    </w:p>
-    <w:p>
-      <w:pPr>
-        <w:spacing w:after="160" w:line="360"/>
-      </w:pPr>
-      <w:r>
-        <w:rPr>
-          <w:rFonts w:ascii="맑은 고딕" w:cs="맑은 고딕" w:eastAsia="맑은 고딕" w:hAnsi="맑은 고딕"/>
-          <w:sz w:val="24"/>
-          <w:szCs w:val="24"/>
-        </w:rPr>
-        <w:t xml:space="preserve">그때 히스기야가 한 일을 열왕기하 19장이 기록합니다. 그는 그 편지를 받아 보고 여호와의 전에 올라가서 여호와 앞에 펴 놓았습니다. 그리고 기도했습니다. 천하 만국의 유일하신 하나님이시여, 귀를 기울여 들으시고 눈을 떠서 보시옵소서, 이제 우리를 그의 손에서 구원하사 천하 만국이 주만이 홀로 하나님이신 줄 알게 하옵소서 하고 간구했습니다.</w:t>
-      </w:r>
-    </w:p>
-    <w:p>
-      <w:pPr>
-        <w:spacing w:after="160" w:line="360"/>
-      </w:pPr>
-      <w:r>
-        <w:rPr>
-          <w:rFonts w:ascii="맑은 고딕" w:cs="맑은 고딕" w:eastAsia="맑은 고딕" w:hAnsi="맑은 고딕"/>
-          <w:sz w:val="24"/>
-          <w:szCs w:val="24"/>
-        </w:rPr>
-        <w:t xml:space="preserve">하나님은 그 밤에 응답하셨습니다. 여호와의 사자가 나가서 앗수르 진영에서 십팔만 오천 명을 치셨습니다. 산헤립은 돌아가 니느웨에 머물다가 자기 신의 신전에서 아들들의 칼에 죽었습니다. 칼과 창으로는 이길 수 없던 싸움을 기도가 이겼습니다. 정확히 말하면 기도를 들으신 하나님께서 이기셨습니다. 히스기야가 위기의 편지를 하나님 앞에 펴 놓았듯이, 예루살렘 교회는 베드로의 생명을 하나님 앞에 펴 놓았습니다.</w:t>
+        <w:t xml:space="preserve">구약에도 이와 같은 장면이 있습니다. 역대하 14장에 나오는 유다 왕 아사 때의 일입니다. 구스 사람 세라가 백만 대군과 병거 삼백 대를 거느리고 유다로 쳐들어왔습니다. 아사에게도 군대가 있었지만, 상대와 비교하면 도저히 이길 수 없어 보이는 싸움이었습니다. 사람의 계산으로는 이미 결과가 정해진 것 같았습니다.</w:t>
+      </w:r>
+    </w:p>
+    <w:p>
+      <w:pPr>
+        <w:spacing w:after="160" w:line="360"/>
+      </w:pPr>
+      <w:r>
+        <w:rPr>
+          <w:rFonts w:ascii="맑은 고딕" w:cs="맑은 고딕" w:eastAsia="맑은 고딕" w:hAnsi="맑은 고딕"/>
+          <w:sz w:val="24"/>
+          <w:szCs w:val="24"/>
+        </w:rPr>
+        <w:t xml:space="preserve">그때 아사가 한 일을 성경은 이렇게 기록합니다. 아사가 그의 하나님 여호와께 부르짖었습니다. “여호와여 힘이 강한 자와 약한 자 사이에는 주밖에 도와 줄 이가 없사오니 우리 하나님 여호와여 우리를 도우소서.” 그는 주를 의지하고 주의 이름을 의탁하여 이 많은 무리를 치러 왔다고 고백하며, 사람이 주를 이기지 못하게 해 달라고 간구했습니다.</w:t>
+      </w:r>
+    </w:p>
+    <w:p>
+      <w:pPr>
+        <w:spacing w:after="160" w:line="360"/>
+      </w:pPr>
+      <w:r>
+        <w:rPr>
+          <w:rFonts w:ascii="맑은 고딕" w:cs="맑은 고딕" w:eastAsia="맑은 고딕" w:hAnsi="맑은 고딕"/>
+          <w:sz w:val="24"/>
+          <w:szCs w:val="24"/>
+        </w:rPr>
+        <w:t xml:space="preserve">여호와께서 구스 사람들을 아사와 유다 사람들 앞에서 치시니 구스 사람들이 도망했습니다. 아사의 기도에는 자기 힘에 대한 자랑이 없었습니다. 강한 자와 약한 자 사이에서 차이를 만드시는 분은 오직 하나님이시라는 고백만 있었습니다. 칼과 창이 아니라 기도가 그 싸움의 시작이었습니다. 예루살렘 교회도 그랬습니다. 헤롯의 권력 앞에서 그들은 무력했지만, 할 수 있는 단 한 가지를 했습니다. 베드로를 위하여 간절히 하나님께 기도한 것입니다.</w:t>
       </w:r>
     </w:p>
     <w:p>
@@ -647,33 +647,33 @@
           <w:sz w:val="24"/>
           <w:szCs w:val="24"/>
         </w:rPr>
-        <w:t xml:space="preserve">열왕기하 6장에 엘리사 선지자와 그의 사환 이야기가 나옵니다. 아람 왕은 자기 작전이 번번이 이스라엘에 새어 나가자, 그 이유가 엘리사 때문이라는 것을 알았습니다. 그래서 말과 병거와 큰 군대를 보내어 엘리사가 머물던 도단 성을 밤에 에워쌌습니다.</w:t>
-      </w:r>
-    </w:p>
-    <w:p>
-      <w:pPr>
-        <w:spacing w:after="160" w:line="360"/>
-      </w:pPr>
-      <w:r>
-        <w:rPr>
-          <w:rFonts w:ascii="맑은 고딕" w:cs="맑은 고딕" w:eastAsia="맑은 고딕" w:hAnsi="맑은 고딕"/>
-          <w:sz w:val="24"/>
-          <w:szCs w:val="24"/>
-        </w:rPr>
-        <w:t xml:space="preserve">아침 일찍 일어난 엘리사의 사환이 밖에 나가 보니 군사와 말과 병거가 성을 에워싸고 있었습니다. 그는 겁에 질려 외쳤습니다. 아아, 내 주여 우리가 어찌하리이까. 그때 엘리사는 차분하게 대답했습니다. “두려워하지 말라 우리와 함께 한 자가 그들과 함께 한 자보다 많으니라.” 그리고 기도했습니다. 여호와여 원하건대 그의 눈을 열어서 보게 하옵소서.</w:t>
-      </w:r>
-    </w:p>
-    <w:p>
-      <w:pPr>
-        <w:spacing w:after="160" w:line="360"/>
-      </w:pPr>
-      <w:r>
-        <w:rPr>
-          <w:rFonts w:ascii="맑은 고딕" w:cs="맑은 고딕" w:eastAsia="맑은 고딕" w:hAnsi="맑은 고딕"/>
-          <w:sz w:val="24"/>
-          <w:szCs w:val="24"/>
-        </w:rPr>
-        <w:t xml:space="preserve">여호와께서 그 청년의 눈을 여시자, 불말과 불병거가 산에 가득하여 엘리사를 둘렀습니다. 사환의 눈에는 적군만 보였지만, 실제로는 하나님의 군대가 그들을 감싸고 있었습니다. 엘리사가 적군 앞에서 담담할 수 있었던 이유와, 베드로가 쇠사슬에 묶여서도 잠들 수 있었던 이유는 같습니다. 보이지 않는 하나님의 손이 보이는 쇠사슬보다 크다는 것을 알았기 때문입니다.</w:t>
+        <w:t xml:space="preserve">민수기 16장에서 고라의 무리가 모세와 아론에게 반역한 뒤에도 이스라엘 백성의 원망은 그치지 않았습니다. 그러자 하나님은 이 다툼을 친히 끝내기로 하셨습니다. 열두 지파의 지휘관에게서 지팡이 하나씩을 받아 각 사람의 이름을 쓰고, 레위의 지팡이에는 아론의 이름을 써서 회막 안 증거궤 앞에 두게 하셨습니다. 하나님이 택한 자의 지팡이에 싹이 나리라는 것이었습니다.</w:t>
+      </w:r>
+    </w:p>
+    <w:p>
+      <w:pPr>
+        <w:spacing w:after="160" w:line="360"/>
+      </w:pPr>
+      <w:r>
+        <w:rPr>
+          <w:rFonts w:ascii="맑은 고딕" w:cs="맑은 고딕" w:eastAsia="맑은 고딕" w:hAnsi="맑은 고딕"/>
+          <w:sz w:val="24"/>
+          <w:szCs w:val="24"/>
+        </w:rPr>
+        <w:t xml:space="preserve">그 밤 사람들은 모두 자기 장막에서 잠들었습니다. 회막 안에는 아무도 손댈 수 없었습니다. 그런데 이튿날 모세가 증거의 장막에 들어가 보니 레위 집을 위하여 낸 아론의 지팡이에 움이 돋고 순이 나고 꽃이 피어서 살구 열매가 열려 있었습니다. 이미 잘려서 말라 버린 나무 막대기에 하룻밤 사이에 생명이 피어난 것입니다.</w:t>
+      </w:r>
+    </w:p>
+    <w:p>
+      <w:pPr>
+        <w:spacing w:after="160" w:line="360"/>
+      </w:pPr>
+      <w:r>
+        <w:rPr>
+          <w:rFonts w:ascii="맑은 고딕" w:cs="맑은 고딕" w:eastAsia="맑은 고딕" w:hAnsi="맑은 고딕"/>
+          <w:sz w:val="24"/>
+          <w:szCs w:val="24"/>
+        </w:rPr>
+        <w:t xml:space="preserve">죽은 나무에 꽃을 피우는 일은 사람이 할 수 없습니다. 사람들이 잠든 사이에, 누구도 들어갈 수 없는 곳에서 하나님이 친히 일하셨습니다. 그리고 그 일로 모든 다툼이 끝났습니다. 베드로가 갇힌 옥도 그랬습니다. 두 쇠사슬과 네 패의 군인과 쇠문은 사람이 열 수 없는 것이었습니다. 그러나 사람들이 잠든 밤에 주의 사자가 오자 쇠사슬이 손에서 벗어지고 쇠문이 저절로 열렸습니다. 마른 지팡이에 꽃을 피우신 하나님이 쇠문도 여시는 주권자이십니다.</w:t>
       </w:r>
     </w:p>
     <w:p>
